--- a/backend-exhibits/google-chat-to-teams-advanced-plan-notincluded.docx
+++ b/backend-exhibits/google-chat-to-teams-advanced-plan-notincluded.docx
@@ -49,7 +49,7 @@
             </w:pPr>
             <w:r>
               <w:rPr>
-                <w:rFonts w:ascii="Arial" w:eastAsia="Arial" w:hAnsi="Arial" w:cs="Arial"/>
+                <w:rFonts w:ascii="Arial" w:hAnsi="Arial" w:cs="Arial" w:eastAsia="Arial"/>
                 <w:b/>
                 <w:sz w:val="21"/>
               </w:rPr>
@@ -58,7 +58,7 @@
             <w:proofErr w:type="gramStart"/>
             <w:r>
               <w:rPr>
-                <w:rFonts w:ascii="Arial" w:eastAsia="Arial" w:hAnsi="Arial" w:cs="Arial"/>
+                <w:rFonts w:ascii="Arial" w:hAnsi="Arial" w:cs="Arial" w:eastAsia="Arial"/>
                 <w:b/>
                 <w:sz w:val="21"/>
               </w:rPr>
@@ -67,7 +67,7 @@
             <w:proofErr w:type="gramEnd"/>
             <w:r>
               <w:rPr>
-                <w:rFonts w:ascii="Arial" w:eastAsia="Arial" w:hAnsi="Arial" w:cs="Arial"/>
+                <w:rFonts w:ascii="Arial" w:hAnsi="Arial" w:cs="Arial" w:eastAsia="Arial"/>
                 <w:b/>
                 <w:sz w:val="21"/>
               </w:rPr>
@@ -97,7 +97,7 @@
             </w:pPr>
             <w:r>
               <w:rPr>
-                <w:rFonts w:ascii="Arial" w:eastAsia="Arial" w:hAnsi="Arial" w:cs="Arial"/>
+                <w:rFonts w:ascii="Arial" w:hAnsi="Arial" w:cs="Arial" w:eastAsia="Arial"/>
                 <w:b/>
                 <w:sz w:val="21"/>
               </w:rPr>
@@ -122,24 +122,24 @@
             </w:pPr>
             <w:r>
               <w:rPr>
-                <w:rFonts w:ascii="Arial" w:eastAsia="Arial" w:hAnsi="Arial" w:cs="Arial"/>
-                <w:sz w:val="19"/>
+                <w:rFonts w:ascii="Arial" w:hAnsi="Arial" w:cs="Arial" w:eastAsia="Arial"/>
+                <w:sz w:val="21"/>
               </w:rPr>
               <w:t xml:space="preserve">No (All the threads will migrate as </w:t>
             </w:r>
             <w:proofErr w:type="spellStart"/>
             <w:r>
               <w:rPr>
-                <w:rFonts w:ascii="Arial" w:eastAsia="Arial" w:hAnsi="Arial" w:cs="Arial"/>
-                <w:sz w:val="19"/>
+                <w:rFonts w:ascii="Arial" w:hAnsi="Arial" w:cs="Arial" w:eastAsia="Arial"/>
+                <w:sz w:val="21"/>
               </w:rPr>
               <w:t>seperate</w:t>
             </w:r>
             <w:proofErr w:type="spellEnd"/>
             <w:r>
               <w:rPr>
-                <w:rFonts w:ascii="Arial" w:eastAsia="Arial" w:hAnsi="Arial" w:cs="Arial"/>
-                <w:sz w:val="19"/>
+                <w:rFonts w:ascii="Arial" w:hAnsi="Arial" w:cs="Arial" w:eastAsia="Arial"/>
+                <w:sz w:val="21"/>
               </w:rPr>
               <w:t xml:space="preserve"> messages)</w:t>
             </w:r>
@@ -168,7 +168,7 @@
             <w:proofErr w:type="gramStart"/>
             <w:r>
               <w:rPr>
-                <w:rFonts w:ascii="Arial" w:eastAsia="Arial" w:hAnsi="Arial" w:cs="Arial"/>
+                <w:rFonts w:ascii="Arial" w:hAnsi="Arial" w:cs="Arial" w:eastAsia="Arial"/>
                 <w:b/>
                 <w:sz w:val="21"/>
               </w:rPr>
@@ -177,7 +177,7 @@
             <w:proofErr w:type="gramEnd"/>
             <w:r>
               <w:rPr>
-                <w:rFonts w:ascii="Arial" w:eastAsia="Arial" w:hAnsi="Arial" w:cs="Arial"/>
+                <w:rFonts w:ascii="Arial" w:hAnsi="Arial" w:cs="Arial" w:eastAsia="Arial"/>
                 <w:b/>
                 <w:sz w:val="21"/>
               </w:rPr>
@@ -202,8 +202,8 @@
             </w:pPr>
             <w:r>
               <w:rPr>
-                <w:rFonts w:ascii="Arial" w:eastAsia="Arial" w:hAnsi="Arial" w:cs="Arial"/>
-                <w:sz w:val="19"/>
+                <w:rFonts w:ascii="Arial" w:hAnsi="Arial" w:cs="Arial" w:eastAsia="Arial"/>
+                <w:sz w:val="21"/>
               </w:rPr>
               <w:t>No</w:t>
             </w:r>
@@ -232,7 +232,7 @@
             <w:proofErr w:type="gramStart"/>
             <w:r>
               <w:rPr>
-                <w:rFonts w:ascii="Arial" w:eastAsia="Arial" w:hAnsi="Arial" w:cs="Arial"/>
+                <w:rFonts w:ascii="Arial" w:hAnsi="Arial" w:cs="Arial" w:eastAsia="Arial"/>
                 <w:b/>
                 <w:sz w:val="21"/>
               </w:rPr>
@@ -241,7 +241,7 @@
             <w:proofErr w:type="gramEnd"/>
             <w:r>
               <w:rPr>
-                <w:rFonts w:ascii="Arial" w:eastAsia="Arial" w:hAnsi="Arial" w:cs="Arial"/>
+                <w:rFonts w:ascii="Arial" w:hAnsi="Arial" w:cs="Arial" w:eastAsia="Arial"/>
                 <w:b/>
                 <w:sz w:val="21"/>
               </w:rPr>
@@ -266,8 +266,8 @@
             </w:pPr>
             <w:r>
               <w:rPr>
-                <w:rFonts w:ascii="Arial" w:eastAsia="Arial" w:hAnsi="Arial" w:cs="Arial"/>
-                <w:sz w:val="19"/>
+                <w:rFonts w:ascii="Arial" w:hAnsi="Arial" w:cs="Arial" w:eastAsia="Arial"/>
+                <w:sz w:val="21"/>
               </w:rPr>
               <w:t>No</w:t>
             </w:r>
@@ -295,7 +295,7 @@
             </w:pPr>
             <w:r>
               <w:rPr>
-                <w:rFonts w:ascii="Arial" w:eastAsia="Arial" w:hAnsi="Arial" w:cs="Arial"/>
+                <w:rFonts w:ascii="Arial" w:hAnsi="Arial" w:cs="Arial" w:eastAsia="Arial"/>
                 <w:b/>
                 <w:sz w:val="21"/>
               </w:rPr>
@@ -320,8 +320,8 @@
             </w:pPr>
             <w:r>
               <w:rPr>
-                <w:rFonts w:ascii="Arial" w:eastAsia="Arial" w:hAnsi="Arial" w:cs="Arial"/>
-                <w:sz w:val="19"/>
+                <w:rFonts w:ascii="Arial" w:hAnsi="Arial" w:cs="Arial" w:eastAsia="Arial"/>
+                <w:sz w:val="21"/>
               </w:rPr>
               <w:t>No</w:t>
             </w:r>
@@ -349,7 +349,7 @@
             </w:pPr>
             <w:r>
               <w:rPr>
-                <w:rFonts w:ascii="Arial" w:eastAsia="Arial" w:hAnsi="Arial" w:cs="Arial"/>
+                <w:rFonts w:ascii="Arial" w:hAnsi="Arial" w:cs="Arial" w:eastAsia="Arial"/>
                 <w:b/>
                 <w:sz w:val="21"/>
               </w:rPr>
@@ -374,8 +374,8 @@
             </w:pPr>
             <w:r>
               <w:rPr>
-                <w:rFonts w:ascii="Arial" w:eastAsia="Arial" w:hAnsi="Arial" w:cs="Arial"/>
-                <w:sz w:val="19"/>
+                <w:rFonts w:ascii="Arial" w:hAnsi="Arial" w:cs="Arial" w:eastAsia="Arial"/>
+                <w:sz w:val="21"/>
               </w:rPr>
               <w:t>No</w:t>
             </w:r>
@@ -398,10 +398,10 @@
   <w:docDefaults>
     <w:rPrDefault>
       <w:rPr>
-        <w:rFonts w:asciiTheme="minorHAnsi" w:eastAsiaTheme="minorEastAsia" w:hAnsiTheme="minorHAnsi" w:cstheme="minorBidi"/>
+        <w:rFonts w:ascii="Arial" w:hAnsi="Arial" w:cs="Arial" w:eastAsia="Arial"/>
         <w:kern w:val="2"/>
-        <w:sz w:val="24"/>
-        <w:szCs w:val="24"/>
+        <w:sz w:val="21"/>
+        <w:szCs w:val="21"/>
         <w:lang w:val="en-IN" w:eastAsia="en-IN" w:bidi="ar-SA"/>
         <w14:ligatures w14:val="standardContextual"/>
       </w:rPr>
@@ -797,9 +797,9 @@
       <w:spacing w:line="259" w:lineRule="auto"/>
     </w:pPr>
     <w:rPr>
-      <w:rFonts w:ascii="Calibri" w:eastAsia="Calibri" w:hAnsi="Calibri" w:cs="Calibri"/>
+      <w:rFonts w:ascii="Arial" w:hAnsi="Arial" w:cs="Arial" w:eastAsia="Arial"/>
       <w:color w:val="000000"/>
-      <w:sz w:val="22"/>
+      <w:sz w:val="21"/>
     </w:rPr>
   </w:style>
   <w:style w:type="character" w:default="1" w:styleId="DefaultParagraphFont">
